--- a/docs/seed-round-202609/机构投递清单与邮件模板.docx
+++ b/docs/seed-round-202609/机构投递清单与邮件模板.docx
@@ -616,7 +616,7 @@
               <w:rPr>
                 <w:rFonts w:hint="eastAsia"/>
               </w:rPr>
-              <w:t xml:space="preserve">主体温州、战场杭甬温，要的是可复制的区域</w:t>
+              <w:t xml:space="preserve">主体宁波、战场杭甬温，要的是可复制的区域</w:t>
             </w:r>
             <w:r>
               <w:t xml:space="preserve"> densify</w:t>
@@ -680,7 +680,7 @@
               <w:rPr>
                 <w:rFonts w:hint="eastAsia"/>
               </w:rPr>
-              <w:t xml:space="preserve">公司就叫温州灵祺，本地亲和是真实优势</w:t>
+              <w:t xml:space="preserve">主体宁波墨典，星选供给在温州已有密度</w:t>
             </w:r>
           </w:p>
         </w:tc>
@@ -711,7 +711,7 @@
               <w:rPr>
                 <w:rFonts w:hint="eastAsia"/>
               </w:rPr>
-              <w:t xml:space="preserve">强调就业、商户数字化、温州达人供给</w:t>
+              <w:t xml:space="preserve">强调温州达人供给</w:t>
             </w:r>
             <w:r>
               <w:t xml:space="preserve"> 264 </w:t>
@@ -720,7 +720,7 @@
               <w:rPr>
                 <w:rFonts w:hint="eastAsia"/>
               </w:rPr>
-              <w:t xml:space="preserve">人</w:t>
+              <w:t xml:space="preserve">人与本地商户数字化</w:t>
             </w:r>
           </w:p>
         </w:tc>
@@ -1931,7 +1931,7 @@
           <w:rStyle w:val="VerbatimChar"/>
           <w:rFonts w:hint="eastAsia"/>
         </w:rPr>
-        <w:t xml:space="preserve">星选履约网｜温州主体</w:t>
+        <w:t xml:space="preserve">星选履约网｜宁波墨典</w:t>
       </w:r>
       <w:r>
         <w:rPr>
@@ -2012,7 +2012,20 @@
           <w:rStyle w:val="VerbatimChar"/>
           <w:rFonts w:hint="eastAsia"/>
         </w:rPr>
-        <w:t xml:space="preserve">万】温州灵祺：商家</w:t>
+        <w:t xml:space="preserve">万】宁波墨典</w:t>
+      </w:r>
+      <w:r>
+        <w:rPr>
+          <w:rStyle w:val="VerbatimChar"/>
+        </w:rPr>
+        <w:t xml:space="preserve"> / </w:t>
+      </w:r>
+      <w:r>
+        <w:rPr>
+          <w:rStyle w:val="VerbatimChar"/>
+          <w:rFonts w:hint="eastAsia"/>
+        </w:rPr>
+        <w:t xml:space="preserve">灵祺：商家</w:t>
       </w:r>
       <w:r>
         <w:rPr>
@@ -2158,7 +2171,7 @@
           <w:rStyle w:val="VerbatimChar"/>
           <w:rFonts w:hint="eastAsia"/>
         </w:rPr>
-        <w:t xml:space="preserve">您好，我是温州灵祺智能科技创始人曹鑫淼。</w:t>
+        <w:t xml:space="preserve">您好，我是宁波墨典网络科技创始人曹鑫淼。</w:t>
       </w:r>
       <w:r>
         <w:br/>
@@ -2639,7 +2652,7 @@
         <w:rPr>
           <w:rFonts w:hint="eastAsia"/>
         </w:rPr>
-        <w:t xml:space="preserve">给温州基金：加一句「公司注册在温州，星选会员里温州</w:t>
+        <w:t xml:space="preserve">给温州基金：加一句「主体宁波墨典，星选会员里温州</w:t>
       </w:r>
       <w:r>
         <w:t xml:space="preserve"> 264 </w:t>
@@ -2648,7 +2661,7 @@
         <w:rPr>
           <w:rFonts w:hint="eastAsia"/>
         </w:rPr>
-        <w:t xml:space="preserve">人，希望把数字化工具留在本地商户和达人两侧。」</w:t>
+        <w:t xml:space="preserve">人，希望把数字化工具留在浙南商户和达人两侧。」</w:t>
       </w:r>
       <w:r>
         <w:br/>

--- a/docs/seed-round-202609/机构投递清单与邮件模板.docx
+++ b/docs/seed-round-202609/机构投递清单与邮件模板.docx
@@ -292,76 +292,44 @@
                 <w:b/>
                 <w:bCs/>
               </w:rPr>
-              <w:t xml:space="preserve">奇绩创坛</w:t>
-            </w:r>
-          </w:p>
-        </w:tc>
-        <w:tc>
-          <w:tcPr/>
-          <w:p>
-            <w:pPr>
-              <w:pStyle w:val="Compact"/>
-            </w:pPr>
-            <w:r>
-              <w:rPr>
-                <w:rFonts w:hint="eastAsia"/>
-              </w:rPr>
-              <w:t xml:space="preserve">录取后约</w:t>
-            </w:r>
-            <w:r>
-              <w:t xml:space="preserve"> 30 </w:t>
-            </w:r>
-            <w:r>
-              <w:rPr>
-                <w:rFonts w:hint="eastAsia"/>
-              </w:rPr>
-              <w:t xml:space="preserve">万美元或等值人民币</w:t>
-            </w:r>
-            <w:r>
-              <w:t xml:space="preserve"> + 3 </w:t>
-            </w:r>
-            <w:r>
-              <w:rPr>
-                <w:rFonts w:hint="eastAsia"/>
-              </w:rPr>
-              <w:t xml:space="preserve">个月创业营</w:t>
-            </w:r>
-          </w:p>
-        </w:tc>
-        <w:tc>
-          <w:tcPr/>
-          <w:p>
-            <w:pPr>
-              <w:pStyle w:val="Compact"/>
-            </w:pPr>
-            <w:r>
-              <w:rPr>
-                <w:rFonts w:hint="eastAsia"/>
-              </w:rPr>
-              <w:t xml:space="preserve">批次制、标准化申请、认</w:t>
-            </w:r>
-            <w:r>
-              <w:t xml:space="preserve"> AI </w:t>
-            </w:r>
-            <w:r>
-              <w:rPr>
-                <w:rFonts w:hint="eastAsia"/>
-              </w:rPr>
-              <w:t xml:space="preserve">Agent；每年两次，材料路径清楚</w:t>
-            </w:r>
-          </w:p>
-        </w:tc>
-        <w:tc>
-          <w:tcPr/>
-          <w:p>
-            <w:pPr>
-              <w:pStyle w:val="Compact"/>
-            </w:pPr>
-            <w:r>
-              <w:rPr>
-                <w:rFonts w:hint="eastAsia"/>
-              </w:rPr>
-              <w:t xml:space="preserve">官网申请：https://www.miraclepl.us/cn/apply/</w:t>
+              <w:t xml:space="preserve">宁波市天使投资引导基金</w:t>
+            </w:r>
+          </w:p>
+        </w:tc>
+        <w:tc>
+          <w:tcPr/>
+          <w:p>
+            <w:pPr>
+              <w:pStyle w:val="Compact"/>
+            </w:pPr>
+            <w:r>
+              <w:rPr>
+                <w:rFonts w:hint="eastAsia"/>
+              </w:rPr>
+              <w:t xml:space="preserve">种子直投常见上限</w:t>
+            </w:r>
+            <w:r>
+              <w:t xml:space="preserve"> 200 </w:t>
+            </w:r>
+            <w:r>
+              <w:rPr>
+                <w:rFonts w:hint="eastAsia"/>
+              </w:rPr>
+              <w:t xml:space="preserve">万（以当年细则为准）</w:t>
+            </w:r>
+          </w:p>
+        </w:tc>
+        <w:tc>
+          <w:tcPr/>
+          <w:p>
+            <w:pPr>
+              <w:pStyle w:val="Compact"/>
+            </w:pPr>
+            <w:r>
+              <w:rPr>
+                <w:rFonts w:hint="eastAsia"/>
+              </w:rPr>
+              <w:t xml:space="preserve">主体已是宁波墨典；2026</w:t>
             </w:r>
             <w:r>
               <w:t xml:space="preserve"> </w:t>
@@ -370,27 +338,56 @@
               <w:rPr>
                 <w:rFonts w:hint="eastAsia"/>
               </w:rPr>
-              <w:t xml:space="preserve">或</w:t>
-            </w:r>
-            <w:r>
-              <w:t xml:space="preserve"> https://apply.miracleplus.com</w:t>
-            </w:r>
-          </w:p>
-        </w:tc>
-        <w:tc>
-          <w:tcPr/>
-          <w:p>
-            <w:pPr>
-              <w:pStyle w:val="Compact"/>
-            </w:pPr>
-            <w:r>
-              <w:t xml:space="preserve">Merchant AI Agent </w:t>
-            </w:r>
-            <w:r>
-              <w:rPr>
-                <w:rFonts w:hint="eastAsia"/>
-              </w:rPr>
-              <w:t xml:space="preserve">是预览后写入</w:t>
+              <w:t xml:space="preserve">常态化申报</w:t>
+            </w:r>
+          </w:p>
+        </w:tc>
+        <w:tc>
+          <w:tcPr/>
+          <w:p>
+            <w:pPr>
+              <w:pStyle w:val="Compact"/>
+            </w:pPr>
+            <w:r>
+              <w:rPr>
+                <w:rFonts w:hint="eastAsia"/>
+              </w:rPr>
+              <w:t xml:space="preserve">浙里办账号</w:t>
+            </w:r>
+            <w:r>
+              <w:t xml:space="preserve"> → </w:t>
+            </w:r>
+            <w:r>
+              <w:rPr>
+                <w:rFonts w:hint="eastAsia"/>
+              </w:rPr>
+              <w:t xml:space="preserve">宁波科技大脑</w:t>
+            </w:r>
+            <w:r>
+              <w:t xml:space="preserve"> https://stbrain.kjj.ningbo.gov.cn/tstz/</w:t>
+            </w:r>
+          </w:p>
+        </w:tc>
+        <w:tc>
+          <w:tcPr/>
+          <w:p>
+            <w:pPr>
+              <w:pStyle w:val="Compact"/>
+            </w:pPr>
+            <w:r>
+              <w:rPr>
+                <w:rFonts w:hint="eastAsia"/>
+              </w:rPr>
+              <w:t xml:space="preserve">先核注册未满</w:t>
+            </w:r>
+            <w:r>
+              <w:t xml:space="preserve"> 2 </w:t>
+            </w:r>
+            <w:r>
+              <w:rPr>
+                <w:rFonts w:hint="eastAsia"/>
+              </w:rPr>
+              <w:t xml:space="preserve">年、研发人员</w:t>
             </w:r>
             <w:r>
               <w:t xml:space="preserve"> </w:t>
@@ -399,7 +396,16 @@
               <w:rPr>
                 <w:rFonts w:hint="eastAsia"/>
               </w:rPr>
-              <w:t xml:space="preserve">ERP，不是聊天机器人</w:t>
+              <w:t xml:space="preserve">≥30%、研发费用占比</w:t>
+            </w:r>
+            <w:r>
+              <w:t xml:space="preserve"> </w:t>
+            </w:r>
+            <w:r>
+              <w:rPr>
+                <w:rFonts w:hint="eastAsia"/>
+              </w:rPr>
+              <w:t xml:space="preserve">≥5%，再交材料</w:t>
             </w:r>
           </w:p>
         </w:tc>
@@ -417,88 +423,76 @@
                 <w:b/>
                 <w:bCs/>
               </w:rPr>
-              <w:t xml:space="preserve">天使湾创投</w:t>
-            </w:r>
-          </w:p>
-        </w:tc>
-        <w:tc>
-          <w:tcPr/>
-          <w:p>
-            <w:pPr>
-              <w:pStyle w:val="Compact"/>
-            </w:pPr>
-            <w:r>
-              <w:rPr>
-                <w:rFonts w:hint="eastAsia"/>
-              </w:rPr>
-              <w:t xml:space="preserve">种子常见</w:t>
-            </w:r>
-            <w:r>
-              <w:t xml:space="preserve"> 20–100 </w:t>
-            </w:r>
-            <w:r>
-              <w:rPr>
-                <w:rFonts w:hint="eastAsia"/>
-              </w:rPr>
-              <w:t xml:space="preserve">万，流程宣称最长</w:t>
-            </w:r>
-            <w:r>
-              <w:t xml:space="preserve"> 45 </w:t>
-            </w:r>
-            <w:r>
-              <w:rPr>
-                <w:rFonts w:hint="eastAsia"/>
-              </w:rPr>
-              <w:t xml:space="preserve">天</w:t>
-            </w:r>
-          </w:p>
-        </w:tc>
-        <w:tc>
-          <w:tcPr/>
-          <w:p>
-            <w:pPr>
-              <w:pStyle w:val="Compact"/>
-            </w:pPr>
-            <w:r>
-              <w:rPr>
-                <w:rFonts w:hint="eastAsia"/>
-              </w:rPr>
-              <w:t xml:space="preserve">杭州早期，在线八问，号称</w:t>
-            </w:r>
-            <w:r>
-              <w:t xml:space="preserve"> 100 </w:t>
-            </w:r>
-            <w:r>
-              <w:rPr>
-                <w:rFonts w:hint="eastAsia"/>
-              </w:rPr>
-              <w:t xml:space="preserve">小时反馈；投新零售</w:t>
-            </w:r>
-            <w:r>
-              <w:t xml:space="preserve"> / SaaS / </w:t>
-            </w:r>
-            <w:r>
-              <w:rPr>
-                <w:rFonts w:hint="eastAsia"/>
-              </w:rPr>
-              <w:t xml:space="preserve">产业互联网</w:t>
-            </w:r>
-          </w:p>
-        </w:tc>
-        <w:tc>
-          <w:tcPr/>
-          <w:p>
-            <w:pPr>
-              <w:pStyle w:val="Compact"/>
-            </w:pPr>
-            <w:r>
-              <w:t xml:space="preserve">http://www.tisiwi.com/angel/seed </w:t>
-            </w:r>
-            <w:r>
-              <w:rPr>
-                <w:rFonts w:hint="eastAsia"/>
-              </w:rPr>
-              <w:t xml:space="preserve">（无需先写长</w:t>
+              <w:t xml:space="preserve">奇绩创坛</w:t>
+            </w:r>
+          </w:p>
+        </w:tc>
+        <w:tc>
+          <w:tcPr/>
+          <w:p>
+            <w:pPr>
+              <w:pStyle w:val="Compact"/>
+            </w:pPr>
+            <w:r>
+              <w:rPr>
+                <w:rFonts w:hint="eastAsia"/>
+              </w:rPr>
+              <w:t xml:space="preserve">录取后约</w:t>
+            </w:r>
+            <w:r>
+              <w:t xml:space="preserve"> 30 </w:t>
+            </w:r>
+            <w:r>
+              <w:rPr>
+                <w:rFonts w:hint="eastAsia"/>
+              </w:rPr>
+              <w:t xml:space="preserve">万美元或等值人民币</w:t>
+            </w:r>
+            <w:r>
+              <w:t xml:space="preserve"> + 3 </w:t>
+            </w:r>
+            <w:r>
+              <w:rPr>
+                <w:rFonts w:hint="eastAsia"/>
+              </w:rPr>
+              <w:t xml:space="preserve">个月创业营</w:t>
+            </w:r>
+          </w:p>
+        </w:tc>
+        <w:tc>
+          <w:tcPr/>
+          <w:p>
+            <w:pPr>
+              <w:pStyle w:val="Compact"/>
+            </w:pPr>
+            <w:r>
+              <w:rPr>
+                <w:rFonts w:hint="eastAsia"/>
+              </w:rPr>
+              <w:t xml:space="preserve">批次制、标准化申请、认</w:t>
+            </w:r>
+            <w:r>
+              <w:t xml:space="preserve"> AI </w:t>
+            </w:r>
+            <w:r>
+              <w:rPr>
+                <w:rFonts w:hint="eastAsia"/>
+              </w:rPr>
+              <w:t xml:space="preserve">Agent；每年两次，材料路径清楚</w:t>
+            </w:r>
+          </w:p>
+        </w:tc>
+        <w:tc>
+          <w:tcPr/>
+          <w:p>
+            <w:pPr>
+              <w:pStyle w:val="Compact"/>
+            </w:pPr>
+            <w:r>
+              <w:rPr>
+                <w:rFonts w:hint="eastAsia"/>
+              </w:rPr>
+              <w:t xml:space="preserve">官网申请：https://www.miraclepl.us/cn/apply/</w:t>
             </w:r>
             <w:r>
               <w:t xml:space="preserve"> </w:t>
@@ -507,30 +501,36 @@
               <w:rPr>
                 <w:rFonts w:hint="eastAsia"/>
               </w:rPr>
-              <w:t xml:space="preserve">BP）</w:t>
-            </w:r>
-          </w:p>
-        </w:tc>
-        <w:tc>
-          <w:tcPr/>
-          <w:p>
-            <w:pPr>
-              <w:pStyle w:val="Compact"/>
-            </w:pPr>
-            <w:r>
-              <w:rPr>
-                <w:rFonts w:hint="eastAsia"/>
-              </w:rPr>
-              <w:t xml:space="preserve">宁波灰测</w:t>
-            </w:r>
-            <w:r>
-              <w:t xml:space="preserve"> + </w:t>
-            </w:r>
-            <w:r>
-              <w:rPr>
-                <w:rFonts w:hint="eastAsia"/>
-              </w:rPr>
-              <w:t xml:space="preserve">温州供给密度，是他们熟悉的浙江门店故事</w:t>
+              <w:t xml:space="preserve">或</w:t>
+            </w:r>
+            <w:r>
+              <w:t xml:space="preserve"> https://apply.miracleplus.com</w:t>
+            </w:r>
+          </w:p>
+        </w:tc>
+        <w:tc>
+          <w:tcPr/>
+          <w:p>
+            <w:pPr>
+              <w:pStyle w:val="Compact"/>
+            </w:pPr>
+            <w:r>
+              <w:t xml:space="preserve">Merchant AI Agent </w:t>
+            </w:r>
+            <w:r>
+              <w:rPr>
+                <w:rFonts w:hint="eastAsia"/>
+              </w:rPr>
+              <w:t xml:space="preserve">是预览后写入</w:t>
+            </w:r>
+            <w:r>
+              <w:t xml:space="preserve"> </w:t>
+            </w:r>
+            <w:r>
+              <w:rPr>
+                <w:rFonts w:hint="eastAsia"/>
+              </w:rPr>
+              <w:t xml:space="preserve">ERP，不是聊天机器人</w:t>
             </w:r>
           </w:p>
         </w:tc>
@@ -548,78 +548,120 @@
                 <w:b/>
                 <w:bCs/>
               </w:rPr>
-              <w:t xml:space="preserve">浙商创投</w:t>
-            </w:r>
-          </w:p>
-        </w:tc>
-        <w:tc>
-          <w:tcPr/>
-          <w:p>
-            <w:pPr>
-              <w:pStyle w:val="Compact"/>
-            </w:pPr>
-            <w:r>
-              <w:rPr>
-                <w:rFonts w:hint="eastAsia"/>
-              </w:rPr>
-              <w:t xml:space="preserve">浙江产业基金，额度可覆盖本轮全部或部分</w:t>
-            </w:r>
-          </w:p>
-        </w:tc>
-        <w:tc>
-          <w:tcPr/>
-          <w:p>
-            <w:pPr>
-              <w:pStyle w:val="Compact"/>
-            </w:pPr>
-            <w:r>
-              <w:rPr>
-                <w:rFonts w:hint="eastAsia"/>
-              </w:rPr>
-              <w:t xml:space="preserve">植根浙江，投实体经济数字化；总部杭州</w:t>
-            </w:r>
-          </w:p>
-        </w:tc>
-        <w:tc>
-          <w:tcPr/>
-          <w:p>
-            <w:pPr>
-              <w:pStyle w:val="Compact"/>
-            </w:pPr>
-            <w:r>
-              <w:rPr>
-                <w:rFonts w:hint="eastAsia"/>
-              </w:rPr>
-              <w:t xml:space="preserve">项目邮箱</w:t>
-            </w:r>
-            <w:r>
-              <w:t xml:space="preserve"> invest@zsvc.com.cn · </w:t>
-            </w:r>
-            <w:r>
-              <w:rPr>
-                <w:rFonts w:hint="eastAsia"/>
-              </w:rPr>
-              <w:t xml:space="preserve">总机</w:t>
-            </w:r>
-            <w:r>
-              <w:t xml:space="preserve"> 0571-89922222 · http://www.zsvc.com.cn</w:t>
-            </w:r>
-          </w:p>
-        </w:tc>
-        <w:tc>
-          <w:tcPr/>
-          <w:p>
-            <w:pPr>
-              <w:pStyle w:val="Compact"/>
-            </w:pPr>
-            <w:r>
-              <w:rPr>
-                <w:rFonts w:hint="eastAsia"/>
-              </w:rPr>
-              <w:t xml:space="preserve">主体宁波、战场杭甬温，要的是可复制的区域</w:t>
-            </w:r>
-            <w:r>
-              <w:t xml:space="preserve"> densify</w:t>
+              <w:t xml:space="preserve">天使湾创投</w:t>
+            </w:r>
+          </w:p>
+        </w:tc>
+        <w:tc>
+          <w:tcPr/>
+          <w:p>
+            <w:pPr>
+              <w:pStyle w:val="Compact"/>
+            </w:pPr>
+            <w:r>
+              <w:rPr>
+                <w:rFonts w:hint="eastAsia"/>
+              </w:rPr>
+              <w:t xml:space="preserve">种子常见</w:t>
+            </w:r>
+            <w:r>
+              <w:t xml:space="preserve"> 20–100 </w:t>
+            </w:r>
+            <w:r>
+              <w:rPr>
+                <w:rFonts w:hint="eastAsia"/>
+              </w:rPr>
+              <w:t xml:space="preserve">万，流程宣称最长</w:t>
+            </w:r>
+            <w:r>
+              <w:t xml:space="preserve"> 45 </w:t>
+            </w:r>
+            <w:r>
+              <w:rPr>
+                <w:rFonts w:hint="eastAsia"/>
+              </w:rPr>
+              <w:t xml:space="preserve">天</w:t>
+            </w:r>
+          </w:p>
+        </w:tc>
+        <w:tc>
+          <w:tcPr/>
+          <w:p>
+            <w:pPr>
+              <w:pStyle w:val="Compact"/>
+            </w:pPr>
+            <w:r>
+              <w:rPr>
+                <w:rFonts w:hint="eastAsia"/>
+              </w:rPr>
+              <w:t xml:space="preserve">杭州早期，在线八问，号称</w:t>
+            </w:r>
+            <w:r>
+              <w:t xml:space="preserve"> 100 </w:t>
+            </w:r>
+            <w:r>
+              <w:rPr>
+                <w:rFonts w:hint="eastAsia"/>
+              </w:rPr>
+              <w:t xml:space="preserve">小时反馈；投新零售</w:t>
+            </w:r>
+            <w:r>
+              <w:t xml:space="preserve"> / SaaS / </w:t>
+            </w:r>
+            <w:r>
+              <w:rPr>
+                <w:rFonts w:hint="eastAsia"/>
+              </w:rPr>
+              <w:t xml:space="preserve">产业互联网</w:t>
+            </w:r>
+          </w:p>
+        </w:tc>
+        <w:tc>
+          <w:tcPr/>
+          <w:p>
+            <w:pPr>
+              <w:pStyle w:val="Compact"/>
+            </w:pPr>
+            <w:r>
+              <w:t xml:space="preserve">http://www.tisiwi.com/angel/seed </w:t>
+            </w:r>
+            <w:r>
+              <w:rPr>
+                <w:rFonts w:hint="eastAsia"/>
+              </w:rPr>
+              <w:t xml:space="preserve">（无需先写长</w:t>
+            </w:r>
+            <w:r>
+              <w:t xml:space="preserve"> </w:t>
+            </w:r>
+            <w:r>
+              <w:rPr>
+                <w:rFonts w:hint="eastAsia"/>
+              </w:rPr>
+              <w:t xml:space="preserve">BP）</w:t>
+            </w:r>
+          </w:p>
+        </w:tc>
+        <w:tc>
+          <w:tcPr/>
+          <w:p>
+            <w:pPr>
+              <w:pStyle w:val="Compact"/>
+            </w:pPr>
+            <w:r>
+              <w:rPr>
+                <w:rFonts w:hint="eastAsia"/>
+              </w:rPr>
+              <w:t xml:space="preserve">宁波灰测</w:t>
+            </w:r>
+            <w:r>
+              <w:t xml:space="preserve"> + </w:t>
+            </w:r>
+            <w:r>
+              <w:rPr>
+                <w:rFonts w:hint="eastAsia"/>
+              </w:rPr>
+              <w:t xml:space="preserve">温州供给密度，是他们熟悉的浙江门店故事</w:t>
             </w:r>
           </w:p>
         </w:tc>
@@ -637,90 +679,84 @@
                 <w:b/>
                 <w:bCs/>
               </w:rPr>
-              <w:t xml:space="preserve">温州科创</w:t>
-            </w:r>
-            <w:r>
-              <w:rPr>
-                <w:b/>
-                <w:bCs/>
-              </w:rPr>
-              <w:t xml:space="preserve"> / </w:t>
-            </w:r>
-            <w:r>
-              <w:rPr>
-                <w:rFonts w:hint="eastAsia"/>
-                <w:b/>
-                <w:bCs/>
-              </w:rPr>
-              <w:t xml:space="preserve">市基金体系</w:t>
-            </w:r>
-          </w:p>
-        </w:tc>
-        <w:tc>
-          <w:tcPr/>
-          <w:p>
-            <w:pPr>
-              <w:pStyle w:val="Compact"/>
-            </w:pPr>
-            <w:r>
-              <w:rPr>
-                <w:rFonts w:hint="eastAsia"/>
-              </w:rPr>
-              <w:t xml:space="preserve">投早投小，要求温州落地</w:t>
-            </w:r>
-          </w:p>
-        </w:tc>
-        <w:tc>
-          <w:tcPr/>
-          <w:p>
-            <w:pPr>
-              <w:pStyle w:val="Compact"/>
-            </w:pPr>
-            <w:r>
-              <w:rPr>
-                <w:rFonts w:hint="eastAsia"/>
-              </w:rPr>
-              <w:t xml:space="preserve">主体宁波墨典，星选供给在温州已有密度</w:t>
-            </w:r>
-          </w:p>
-        </w:tc>
-        <w:tc>
-          <w:tcPr/>
-          <w:p>
-            <w:pPr>
-              <w:pStyle w:val="Compact"/>
-            </w:pPr>
-            <w:r>
-              <w:rPr>
-                <w:rFonts w:hint="eastAsia"/>
-              </w:rPr>
-              <w:t xml:space="preserve">市基金公司</w:t>
-            </w:r>
-            <w:r>
-              <w:t xml:space="preserve"> fund@wzsfc.cn · 0577-88523918 / 0577-88591696 · http://www.wzsfc.cn</w:t>
-            </w:r>
-          </w:p>
-        </w:tc>
-        <w:tc>
-          <w:tcPr/>
-          <w:p>
-            <w:pPr>
-              <w:pStyle w:val="Compact"/>
-            </w:pPr>
-            <w:r>
-              <w:rPr>
-                <w:rFonts w:hint="eastAsia"/>
-              </w:rPr>
-              <w:t xml:space="preserve">强调温州达人供给</w:t>
-            </w:r>
-            <w:r>
-              <w:t xml:space="preserve"> 264 </w:t>
-            </w:r>
-            <w:r>
-              <w:rPr>
-                <w:rFonts w:hint="eastAsia"/>
-              </w:rPr>
-              <w:t xml:space="preserve">人与本地商户数字化</w:t>
+              <w:t xml:space="preserve">浙商创投</w:t>
+            </w:r>
+          </w:p>
+        </w:tc>
+        <w:tc>
+          <w:tcPr/>
+          <w:p>
+            <w:pPr>
+              <w:pStyle w:val="Compact"/>
+            </w:pPr>
+            <w:r>
+              <w:rPr>
+                <w:rFonts w:hint="eastAsia"/>
+              </w:rPr>
+              <w:t xml:space="preserve">浙江产业基金，可领投</w:t>
+            </w:r>
+            <w:r>
+              <w:t xml:space="preserve"> 200–300 </w:t>
+            </w:r>
+            <w:r>
+              <w:rPr>
+                <w:rFonts w:hint="eastAsia"/>
+              </w:rPr>
+              <w:t xml:space="preserve">万</w:t>
+            </w:r>
+          </w:p>
+        </w:tc>
+        <w:tc>
+          <w:tcPr/>
+          <w:p>
+            <w:pPr>
+              <w:pStyle w:val="Compact"/>
+            </w:pPr>
+            <w:r>
+              <w:rPr>
+                <w:rFonts w:hint="eastAsia"/>
+              </w:rPr>
+              <w:t xml:space="preserve">植根浙江，投实体经济数字化；总部杭州</w:t>
+            </w:r>
+          </w:p>
+        </w:tc>
+        <w:tc>
+          <w:tcPr/>
+          <w:p>
+            <w:pPr>
+              <w:pStyle w:val="Compact"/>
+            </w:pPr>
+            <w:r>
+              <w:rPr>
+                <w:rFonts w:hint="eastAsia"/>
+              </w:rPr>
+              <w:t xml:space="preserve">项目邮箱</w:t>
+            </w:r>
+            <w:r>
+              <w:t xml:space="preserve"> invest@zsvc.com.cn · </w:t>
+            </w:r>
+            <w:r>
+              <w:rPr>
+                <w:rFonts w:hint="eastAsia"/>
+              </w:rPr>
+              <w:t xml:space="preserve">总机</w:t>
+            </w:r>
+            <w:r>
+              <w:t xml:space="preserve"> 0571-89922222 · http://www.zsvc.com.cn</w:t>
+            </w:r>
+          </w:p>
+        </w:tc>
+        <w:tc>
+          <w:tcPr/>
+          <w:p>
+            <w:pPr>
+              <w:pStyle w:val="Compact"/>
+            </w:pPr>
+            <w:r>
+              <w:rPr>
+                <w:rFonts w:hint="eastAsia"/>
+              </w:rPr>
+              <w:t xml:space="preserve">主体宁波、战场杭甬温，要的是可复制的区域密度</w:t>
             </w:r>
           </w:p>
         </w:tc>
@@ -734,7 +770,7 @@
         <w:rPr>
           <w:rFonts w:hint="eastAsia"/>
         </w:rPr>
-        <w:t xml:space="preserve">配比：奇绩</w:t>
+        <w:t xml:space="preserve">配比：宁波天使引导基金解决「本地直投」，奇绩</w:t>
       </w:r>
       <w:r>
         <w:t xml:space="preserve"> / </w:t>
@@ -743,19 +779,10 @@
         <w:rPr>
           <w:rFonts w:hint="eastAsia"/>
         </w:rPr>
-        <w:t xml:space="preserve">天使湾解决「速度和品牌」，浙商</w:t>
-      </w:r>
-      <w:r>
-        <w:t xml:space="preserve"> / </w:t>
-      </w:r>
-      <w:r>
-        <w:rPr>
-          <w:rFonts w:hint="eastAsia"/>
-        </w:rPr>
-        <w:t xml:space="preserve">温州基金解决「落地和耐心」。500</w:t>
-      </w:r>
-      <w:r>
-        <w:t xml:space="preserve"> </w:t>
+        <w:t xml:space="preserve">天使湾解决「速度和品牌」，浙商创投解决「领投和耐心」。目标</w:t>
+      </w:r>
+      <w:r>
+        <w:t xml:space="preserve"> 400 </w:t>
       </w:r>
       <w:r>
         <w:rPr>
@@ -770,7 +797,16 @@
         <w:rPr>
           <w:rFonts w:hint="eastAsia"/>
         </w:rPr>
-        <w:t xml:space="preserve">家拼盘比一家吃满更现实。</w:t>
+        <w:t xml:space="preserve">家拼盘，首次交割</w:t>
+      </w:r>
+      <w:r>
+        <w:t xml:space="preserve"> 300 </w:t>
+      </w:r>
+      <w:r>
+        <w:rPr>
+          <w:rFonts w:hint="eastAsia"/>
+        </w:rPr>
+        <w:t xml:space="preserve">万即可启动。</w:t>
       </w:r>
     </w:p>
     <w:p>
@@ -781,16 +817,7 @@
         <w:rPr>
           <w:rFonts w:hint="eastAsia"/>
         </w:rPr>
-        <w:t xml:space="preserve">天使湾单笔若只有几十万，把它当第一张支票和杭州引荐器，不要指望它单独填满</w:t>
-      </w:r>
-      <w:r>
-        <w:t xml:space="preserve"> 500 </w:t>
-      </w:r>
-      <w:r>
-        <w:rPr>
-          <w:rFonts w:hint="eastAsia"/>
-        </w:rPr>
-        <w:t xml:space="preserve">万。</w:t>
+        <w:t xml:space="preserve">天使湾单笔若只有几十万，把它当第一张支票和杭州引荐器，不要指望它单独填满本轮。</w:t>
       </w:r>
     </w:p>
     <w:bookmarkEnd w:id="9"/>
@@ -1293,6 +1320,107 @@
           </w:p>
         </w:tc>
       </w:tr>
+      <w:tr>
+        <w:tc>
+          <w:tcPr/>
+          <w:p>
+            <w:pPr>
+              <w:pStyle w:val="Compact"/>
+            </w:pPr>
+            <w:r>
+              <w:rPr>
+                <w:rFonts w:hint="eastAsia"/>
+                <w:b/>
+                <w:bCs/>
+              </w:rPr>
+              <w:t xml:space="preserve">温州科创</w:t>
+            </w:r>
+            <w:r>
+              <w:rPr>
+                <w:b/>
+                <w:bCs/>
+              </w:rPr>
+              <w:t xml:space="preserve"> / </w:t>
+            </w:r>
+            <w:r>
+              <w:rPr>
+                <w:rFonts w:hint="eastAsia"/>
+                <w:b/>
+                <w:bCs/>
+              </w:rPr>
+              <w:t xml:space="preserve">市基金体系</w:t>
+            </w:r>
+          </w:p>
+        </w:tc>
+        <w:tc>
+          <w:tcPr/>
+          <w:p>
+            <w:pPr>
+              <w:pStyle w:val="Compact"/>
+            </w:pPr>
+            <w:r>
+              <w:rPr>
+                <w:rFonts w:hint="eastAsia"/>
+              </w:rPr>
+              <w:t xml:space="preserve">投早投小，更认温州落地</w:t>
+            </w:r>
+          </w:p>
+        </w:tc>
+        <w:tc>
+          <w:tcPr/>
+          <w:p>
+            <w:pPr>
+              <w:pStyle w:val="Compact"/>
+            </w:pPr>
+            <w:r>
+              <w:rPr>
+                <w:rFonts w:hint="eastAsia"/>
+              </w:rPr>
+              <w:t xml:space="preserve">星选供给在温州已有密度，但主体已迁宁波</w:t>
+            </w:r>
+          </w:p>
+        </w:tc>
+        <w:tc>
+          <w:tcPr/>
+          <w:p>
+            <w:pPr>
+              <w:pStyle w:val="Compact"/>
+            </w:pPr>
+            <w:r>
+              <w:rPr>
+                <w:rFonts w:hint="eastAsia"/>
+              </w:rPr>
+              <w:t xml:space="preserve">市基金公司</w:t>
+            </w:r>
+            <w:r>
+              <w:t xml:space="preserve"> fund@wzsfc.cn · 0577-88523918 / 0577-88591696 · http://www.wzsfc.cn</w:t>
+            </w:r>
+          </w:p>
+        </w:tc>
+        <w:tc>
+          <w:tcPr/>
+          <w:p>
+            <w:pPr>
+              <w:pStyle w:val="Compact"/>
+            </w:pPr>
+            <w:r>
+              <w:rPr>
+                <w:rFonts w:hint="eastAsia"/>
+              </w:rPr>
+              <w:t xml:space="preserve">强调温州</w:t>
+            </w:r>
+            <w:r>
+              <w:t xml:space="preserve"> 264 </w:t>
+            </w:r>
+            <w:r>
+              <w:rPr>
+                <w:rFonts w:hint="eastAsia"/>
+              </w:rPr>
+              <w:t xml:space="preserve">名会员，公司在宁波、供给在温州</w:t>
+            </w:r>
+          </w:p>
+        </w:tc>
+      </w:tr>
     </w:tbl>
     <w:bookmarkEnd w:id="10"/>
     <w:bookmarkStart w:id="11" w:name="p2-有引荐再发冷邮成功率低于-p0"/>
@@ -1823,7 +1951,7 @@
         <w:rPr>
           <w:rFonts w:hint="eastAsia"/>
         </w:rPr>
-        <w:t xml:space="preserve">档位说成付费；说「档位已开通，确认到账仍极薄，这正是本轮要打的洞」。</w:t>
+        <w:t xml:space="preserve">档位说成付费；说「档位已开通，确认到账仍极薄，这正是本轮要解决的问题」。</w:t>
       </w:r>
     </w:p>
     <w:p>
@@ -1987,7 +2115,7 @@
           <w:b/>
           <w:bCs/>
         </w:rPr>
-        <w:t xml:space="preserve">温州基金</w:t>
+        <w:t xml:space="preserve">宁波引导基金</w:t>
       </w:r>
     </w:p>
     <w:p>
@@ -2005,7 +2133,7 @@
         <w:rPr>
           <w:rStyle w:val="VerbatimChar"/>
         </w:rPr>
-        <w:t xml:space="preserve"> 500 </w:t>
+        <w:t xml:space="preserve"> 400 </w:t>
       </w:r>
       <w:r>
         <w:rPr>
@@ -2484,20 +2612,33 @@
           <w:rStyle w:val="VerbatimChar"/>
           <w:rFonts w:hint="eastAsia"/>
         </w:rPr>
-        <w:t xml:space="preserve">本轮种子</w:t>
-      </w:r>
-      <w:r>
-        <w:rPr>
-          <w:rStyle w:val="VerbatimChar"/>
-        </w:rPr>
-        <w:t xml:space="preserve"> 500 </w:t>
-      </w:r>
-      <w:r>
-        <w:rPr>
-          <w:rStyle w:val="VerbatimChar"/>
-          <w:rFonts w:hint="eastAsia"/>
-        </w:rPr>
-        <w:t xml:space="preserve">万，战场只在杭甬温。我们不讲</w:t>
+        <w:t xml:space="preserve">本轮种子目标</w:t>
+      </w:r>
+      <w:r>
+        <w:rPr>
+          <w:rStyle w:val="VerbatimChar"/>
+        </w:rPr>
+        <w:t xml:space="preserve"> 400 </w:t>
+      </w:r>
+      <w:r>
+        <w:rPr>
+          <w:rStyle w:val="VerbatimChar"/>
+          <w:rFonts w:hint="eastAsia"/>
+        </w:rPr>
+        <w:t xml:space="preserve">万，首次交割</w:t>
+      </w:r>
+      <w:r>
+        <w:rPr>
+          <w:rStyle w:val="VerbatimChar"/>
+        </w:rPr>
+        <w:t xml:space="preserve"> 300 </w:t>
+      </w:r>
+      <w:r>
+        <w:rPr>
+          <w:rStyle w:val="VerbatimChar"/>
+          <w:rFonts w:hint="eastAsia"/>
+        </w:rPr>
+        <w:t xml:space="preserve">万即可启动，战场只在杭甬温。我们不讲</w:t>
       </w:r>
       <w:r>
         <w:rPr>
@@ -2644,6 +2785,27 @@
           <w:rFonts w:hint="eastAsia"/>
         </w:rPr>
         <w:t xml:space="preserve">种子投资」，并同步在官网填申请表，邮件只做备份。</w:t>
+      </w:r>
+      <w:r>
+        <w:br/>
+      </w:r>
+      <w:r>
+        <w:rPr>
+          <w:rFonts w:hint="eastAsia"/>
+        </w:rPr>
+        <w:t xml:space="preserve">给宁波天使引导基金：材料走科技大脑，邮件只做备份；先核注册未满</w:t>
+      </w:r>
+      <w:r>
+        <w:t xml:space="preserve"> 2 </w:t>
+      </w:r>
+      <w:r>
+        <w:rPr>
+          <w:rFonts w:hint="eastAsia"/>
+        </w:rPr>
+        <w:t xml:space="preserve">年、研发人员</w:t>
+      </w:r>
+      <w:r>
+        <w:t xml:space="preserve"> ≥30%。</w:t>
       </w:r>
       <w:r>
         <w:br/>
@@ -2815,7 +2977,7 @@
         <w:rPr>
           <w:rFonts w:hint="eastAsia"/>
         </w:rPr>
-        <w:t xml:space="preserve">我们还几乎没收到订阅费。500</w:t>
+        <w:t xml:space="preserve">我们还几乎没收到订阅费。400</w:t>
       </w:r>
       <w:r>
         <w:t xml:space="preserve"> </w:t>
@@ -2922,7 +3084,7 @@
               <w:rPr>
                 <w:rFonts w:hint="eastAsia"/>
               </w:rPr>
-              <w:t xml:space="preserve">提交奇绩官网</w:t>
+              <w:t xml:space="preserve">核宁波天使引导基金资格并申报科技大脑；提交奇绩官网</w:t>
             </w:r>
             <w:r>
               <w:t xml:space="preserve"> + </w:t>
@@ -2931,7 +3093,7 @@
               <w:rPr>
                 <w:rFonts w:hint="eastAsia"/>
               </w:rPr>
-              <w:t xml:space="preserve">天使湾八问；邮件浙商、温州基金、梅花、真格</w:t>
+              <w:t xml:space="preserve">天使湾八问；邮件浙商、梅花、真格</w:t>
             </w:r>
             <w:r>
               <w:t xml:space="preserve"> prompt@</w:t>

--- a/docs/seed-round-202609/机构投递清单与邮件模板.docx
+++ b/docs/seed-round-202609/机构投递清单与邮件模板.docx
@@ -1952,6 +1952,42 @@
           <w:rFonts w:hint="eastAsia"/>
         </w:rPr>
         <w:t xml:space="preserve">档位说成付费；说「档位已开通，确认到账仍极薄，这正是本轮要解决的问题」。</w:t>
+      </w:r>
+    </w:p>
+    <w:p>
+      <w:r>
+        <w:pict>
+          <v:rect style="width:0;height:1.5pt" o:hralign="center" o:hrstd="t" o:hr="t"/>
+        </w:pict>
+      </w:r>
+    </w:p>
+    <w:p>
+      <w:pPr>
+        <w:pStyle w:val="FirstParagraph"/>
+      </w:pPr>
+      <w:r>
+        <w:rPr>
+          <w:rFonts w:hint="eastAsia"/>
+        </w:rPr>
+        <w:t xml:space="preserve">各机构完整邮件（主题</w:t>
+      </w:r>
+      <w:r>
+        <w:t xml:space="preserve"> + </w:t>
+      </w:r>
+      <w:r>
+        <w:rPr>
+          <w:rFonts w:hint="eastAsia"/>
+        </w:rPr>
+        <w:t xml:space="preserve">正文</w:t>
+      </w:r>
+      <w:r>
+        <w:t xml:space="preserve"> + </w:t>
+      </w:r>
+      <w:r>
+        <w:rPr>
+          <w:rFonts w:hint="eastAsia"/>
+        </w:rPr>
+        <w:t xml:space="preserve">收件人）见同目录《各机构邮件模板》。下面只留三类主题和一封通用底稿。</w:t>
       </w:r>
     </w:p>
     <w:p>

--- a/docs/seed-round-202609/机构投递清单与邮件模板.docx
+++ b/docs/seed-round-202609/机构投递清单与邮件模板.docx
@@ -1969,25 +1969,32 @@
         <w:rPr>
           <w:rFonts w:hint="eastAsia"/>
         </w:rPr>
-        <w:t xml:space="preserve">各机构完整邮件（主题</w:t>
-      </w:r>
-      <w:r>
-        <w:t xml:space="preserve"> + </w:t>
-      </w:r>
-      <w:r>
-        <w:rPr>
-          <w:rFonts w:hint="eastAsia"/>
-        </w:rPr>
-        <w:t xml:space="preserve">正文</w:t>
-      </w:r>
-      <w:r>
-        <w:t xml:space="preserve"> + </w:t>
-      </w:r>
-      <w:r>
-        <w:rPr>
-          <w:rFonts w:hint="eastAsia"/>
-        </w:rPr>
-        <w:t xml:space="preserve">收件人）见同目录《各机构邮件模板》。下面只留三类主题和一封通用底稿。</w:t>
+        <w:t xml:space="preserve">各机构完整邮件见同目录《各机构邮件模板》。桌面按机构分好的文件夹：</w:t>
+      </w:r>
+      <w:r>
+        <w:rPr>
+          <w:rStyle w:val="VerbatimChar"/>
+          <w:rFonts w:hint="eastAsia"/>
+        </w:rPr>
+        <w:t xml:space="preserve">灵祺种子轮投融资资料-20260906/按机构发送/</w:t>
+      </w:r>
+      <w:r>
+        <w:rPr>
+          <w:rFonts w:hint="eastAsia"/>
+        </w:rPr>
+        <w:t xml:space="preserve">（重做：</w:t>
+      </w:r>
+      <w:r>
+        <w:rPr>
+          <w:rStyle w:val="VerbatimChar"/>
+        </w:rPr>
+        <w:t xml:space="preserve">python3 scripts/pack_investor_mail_folders.py</w:t>
+      </w:r>
+      <w:r>
+        <w:rPr>
+          <w:rFonts w:hint="eastAsia"/>
+        </w:rPr>
+        <w:t xml:space="preserve">）。下面只留三类主题和一封通用底稿。</w:t>
       </w:r>
     </w:p>
     <w:p>

--- a/docs/seed-round-202609/机构投递清单与邮件模板.docx
+++ b/docs/seed-round-202609/机构投递清单与邮件模板.docx
@@ -1755,7 +1755,7 @@
         <w:rPr>
           <w:rFonts w:hint="eastAsia"/>
         </w:rPr>
-        <w:t xml:space="preserve">附件只要两份：</w:t>
+        <w:t xml:space="preserve">附件三份：</w:t>
       </w:r>
       <w:r>
         <w:rPr>
@@ -1778,13 +1778,38 @@
           <w:rStyle w:val="VerbatimChar"/>
           <w:rFonts w:hint="eastAsia"/>
         </w:rPr>
-        <w:t xml:space="preserve">灵祺种子轮-投资人备忘录</w:t>
-      </w:r>
-      <w:r>
-        <w:rPr>
-          <w:rFonts w:hint="eastAsia"/>
-        </w:rPr>
-        <w:t xml:space="preserve">。股权和财务简表有了再加。</w:t>
+        <w:t xml:space="preserve">投资人备忘录</w:t>
+      </w:r>
+      <w:r>
+        <w:t xml:space="preserve"> </w:t>
+      </w:r>
+      <w:r>
+        <w:t xml:space="preserve">+</w:t>
+      </w:r>
+      <w:r>
+        <w:t xml:space="preserve"> </w:t>
+      </w:r>
+      <w:r>
+        <w:rPr>
+          <w:rStyle w:val="VerbatimChar"/>
+          <w:rFonts w:hint="eastAsia"/>
+        </w:rPr>
+        <w:t xml:space="preserve">路演PPT.pdf</w:t>
+      </w:r>
+      <w:r>
+        <w:rPr>
+          <w:rFonts w:hint="eastAsia"/>
+        </w:rPr>
+        <w:t xml:space="preserve">。不要发</w:t>
+      </w:r>
+      <w:r>
+        <w:t xml:space="preserve"> </w:t>
+      </w:r>
+      <w:r>
+        <w:rPr>
+          <w:rFonts w:hint="eastAsia"/>
+        </w:rPr>
+        <w:t xml:space="preserve">pptx。产品演示视频不要当附件，有成片后用链接。股权和财务简表有了再加。</w:t>
       </w:r>
       <w:r>
         <w:br/>
@@ -2746,7 +2771,20 @@
           <w:rStyle w:val="VerbatimChar"/>
           <w:rFonts w:hint="eastAsia"/>
         </w:rPr>
-        <w:t xml:space="preserve">附件是一页纸和备忘录。若方便，想占用您</w:t>
+        <w:t xml:space="preserve">附件为一页纸、备忘录和路演</w:t>
+      </w:r>
+      <w:r>
+        <w:rPr>
+          <w:rStyle w:val="VerbatimChar"/>
+        </w:rPr>
+        <w:t xml:space="preserve"> </w:t>
+      </w:r>
+      <w:r>
+        <w:rPr>
+          <w:rStyle w:val="VerbatimChar"/>
+          <w:rFonts w:hint="eastAsia"/>
+        </w:rPr>
+        <w:t xml:space="preserve">PDF。产品演示不随信附视频文件，若方便想占用</w:t>
       </w:r>
       <w:r>
         <w:rPr>
@@ -2759,7 +2797,7 @@
           <w:rStyle w:val="VerbatimChar"/>
           <w:rFonts w:hint="eastAsia"/>
         </w:rPr>
-        <w:t xml:space="preserve">分钟演示「ERP</w:t>
+        <w:t xml:space="preserve">分钟连线走「ERP</w:t>
       </w:r>
       <w:r>
         <w:rPr>
@@ -2785,7 +2823,7 @@
           <w:rStyle w:val="VerbatimChar"/>
           <w:rFonts w:hint="eastAsia"/>
         </w:rPr>
-        <w:t xml:space="preserve">星选报名」这条主链路。</w:t>
+        <w:t xml:space="preserve">星选报名」。</w:t>
       </w:r>
       <w:r>
         <w:br/>

--- a/docs/seed-round-202609/机构投递清单与邮件模板.docx
+++ b/docs/seed-round-202609/机构投递清单与邮件模板.docx
@@ -2846,6 +2846,15 @@
           <w:rStyle w:val="VerbatimChar"/>
         </w:rPr>
         <w:t xml:space="preserve">15757468650</w:t>
+      </w:r>
+      <w:r>
+        <w:br/>
+      </w:r>
+      <w:r>
+        <w:rPr>
+          <w:rStyle w:val="VerbatimChar"/>
+        </w:rPr>
+        <w:t xml:space="preserve">modian@mofangdianai.com</w:t>
       </w:r>
     </w:p>
     <w:p>

--- a/docs/seed-round-202609/机构投递清单与邮件模板.docx
+++ b/docs/seed-round-202609/机构投递清单与邮件模板.docx
@@ -2120,7 +2120,7 @@
         <w:rPr>
           <w:rStyle w:val="VerbatimChar"/>
         </w:rPr>
-        <w:t xml:space="preserve"> Merchant AI Agent + </w:t>
+        <w:t xml:space="preserve"> AI ERP + </w:t>
       </w:r>
       <w:r>
         <w:rPr>
@@ -2140,7 +2140,7 @@
           <w:rStyle w:val="VerbatimChar"/>
           <w:rFonts w:hint="eastAsia"/>
         </w:rPr>
-        <w:t xml:space="preserve">杭甬温密度</w:t>
+        <w:t xml:space="preserve">杭甬温</w:t>
       </w:r>
     </w:p>
     <w:p>
@@ -2195,20 +2195,7 @@
           <w:rStyle w:val="VerbatimChar"/>
           <w:rFonts w:hint="eastAsia"/>
         </w:rPr>
-        <w:t xml:space="preserve">【种子轮</w:t>
-      </w:r>
-      <w:r>
-        <w:rPr>
-          <w:rStyle w:val="VerbatimChar"/>
-        </w:rPr>
-        <w:t xml:space="preserve"> 400 </w:t>
-      </w:r>
-      <w:r>
-        <w:rPr>
-          <w:rStyle w:val="VerbatimChar"/>
-          <w:rFonts w:hint="eastAsia"/>
-        </w:rPr>
-        <w:t xml:space="preserve">万】宁波墨典</w:t>
+        <w:t xml:space="preserve">【种子轮】宁波墨典</w:t>
       </w:r>
       <w:r>
         <w:rPr>
@@ -2221,20 +2208,20 @@
           <w:rStyle w:val="VerbatimChar"/>
           <w:rFonts w:hint="eastAsia"/>
         </w:rPr>
-        <w:t xml:space="preserve">灵祺：商家</w:t>
-      </w:r>
-      <w:r>
-        <w:rPr>
-          <w:rStyle w:val="VerbatimChar"/>
-        </w:rPr>
-        <w:t xml:space="preserve"> ERP </w:t>
-      </w:r>
-      <w:r>
-        <w:rPr>
-          <w:rStyle w:val="VerbatimChar"/>
-          <w:rFonts w:hint="eastAsia"/>
-        </w:rPr>
-        <w:t xml:space="preserve">已同步</w:t>
+        <w:t xml:space="preserve">灵祺</w:t>
+      </w:r>
+      <w:r>
+        <w:rPr>
+          <w:rStyle w:val="VerbatimChar"/>
+        </w:rPr>
+        <w:t xml:space="preserve"> AI </w:t>
+      </w:r>
+      <w:r>
+        <w:rPr>
+          <w:rStyle w:val="VerbatimChar"/>
+          <w:rFonts w:hint="eastAsia"/>
+        </w:rPr>
+        <w:t xml:space="preserve">ERP：已同步</w:t>
       </w:r>
       <w:r>
         <w:rPr>
@@ -2247,7 +2234,7 @@
           <w:rStyle w:val="VerbatimChar"/>
           <w:rFonts w:hint="eastAsia"/>
         </w:rPr>
-        <w:t xml:space="preserve">万单抖音订单，星选侧</w:t>
+        <w:t xml:space="preserve">万单抖音订单，星选</w:t>
       </w:r>
       <w:r>
         <w:rPr>
@@ -2300,7 +2287,7 @@
           <w:rStyle w:val="VerbatimChar"/>
           <w:rFonts w:hint="eastAsia"/>
         </w:rPr>
-        <w:t xml:space="preserve">【BP】灵祺智能</w:t>
+        <w:t xml:space="preserve">【种子轮】灵祺</w:t>
       </w:r>
       <w:r>
         <w:rPr>
@@ -2313,20 +2300,20 @@
           <w:rStyle w:val="VerbatimChar"/>
           <w:rFonts w:hint="eastAsia"/>
         </w:rPr>
-        <w:t xml:space="preserve">种子轮</w:t>
-      </w:r>
-      <w:r>
-        <w:rPr>
-          <w:rStyle w:val="VerbatimChar"/>
-        </w:rPr>
-        <w:t xml:space="preserve"> · </w:t>
-      </w:r>
-      <w:r>
-        <w:rPr>
-          <w:rStyle w:val="VerbatimChar"/>
-          <w:rFonts w:hint="eastAsia"/>
-        </w:rPr>
-        <w:t xml:space="preserve">付费未起量但供需双边已在生产环境跑通</w:t>
+        <w:t xml:space="preserve">本地生活</w:t>
+      </w:r>
+      <w:r>
+        <w:rPr>
+          <w:rStyle w:val="VerbatimChar"/>
+        </w:rPr>
+        <w:t xml:space="preserve"> AI ERP + </w:t>
+      </w:r>
+      <w:r>
+        <w:rPr>
+          <w:rStyle w:val="VerbatimChar"/>
+          <w:rFonts w:hint="eastAsia"/>
+        </w:rPr>
+        <w:t xml:space="preserve">星选履约｜供需已在生产环境跑通</w:t>
       </w:r>
     </w:p>
     <w:p>
@@ -2393,20 +2380,7 @@
           <w:rStyle w:val="VerbatimChar"/>
           <w:rFonts w:hint="eastAsia"/>
         </w:rPr>
-        <w:t xml:space="preserve">经营操作系统，加上可验证的达人履约网络：商户在</w:t>
-      </w:r>
-      <w:r>
-        <w:rPr>
-          <w:rStyle w:val="VerbatimChar"/>
-        </w:rPr>
-        <w:t xml:space="preserve"> ERP </w:t>
-      </w:r>
-      <w:r>
-        <w:rPr>
-          <w:rStyle w:val="VerbatimChar"/>
-          <w:rFonts w:hint="eastAsia"/>
-        </w:rPr>
-        <w:t xml:space="preserve">里组品、发招募，达人在「灵祺星选」小程序报名、交付、回链，数据同一套注册表。</w:t>
+        <w:t xml:space="preserve">ERP，加上可验证的达人履约网络：商户在系统里组品、发招募，达人在「灵祺星选」小程序报名、交付、回链，数据同一套注册表。</w:t>
       </w:r>
       <w:r>
         <w:br/>
@@ -2925,7 +2899,7 @@
         <w:t xml:space="preserve">给阿米巴：加一句「服务商版已有塔塔、极道、意米等租户，想和您讨论餐饮</w:t>
       </w:r>
       <w:r>
-        <w:t xml:space="preserve"> SaaS </w:t>
+        <w:t xml:space="preserve"> AI ERP </w:t>
       </w:r>
       <w:r>
         <w:rPr>

--- a/docs/seed-round-202609/机构投递清单与邮件模板.docx
+++ b/docs/seed-round-202609/机构投递清单与邮件模板.docx
@@ -606,7 +606,7 @@
               <w:t xml:space="preserve">小时反馈；投新零售</w:t>
             </w:r>
             <w:r>
-              <w:t xml:space="preserve"> / SaaS / </w:t>
+              <w:t xml:space="preserve"> / </w:t>
             </w:r>
             <w:r>
               <w:rPr>
@@ -652,16 +652,7 @@
               <w:rPr>
                 <w:rFonts w:hint="eastAsia"/>
               </w:rPr>
-              <w:t xml:space="preserve">宁波灰测</w:t>
-            </w:r>
-            <w:r>
-              <w:t xml:space="preserve"> + </w:t>
-            </w:r>
-            <w:r>
-              <w:rPr>
-                <w:rFonts w:hint="eastAsia"/>
-              </w:rPr>
-              <w:t xml:space="preserve">温州供给密度，是他们熟悉的浙江门店故事</w:t>
+              <w:t xml:space="preserve">公司在宁波，温州已有达人，是他们熟悉的浙江门店故事</w:t>
             </w:r>
           </w:p>
         </w:tc>
@@ -756,7 +747,7 @@
               <w:rPr>
                 <w:rFonts w:hint="eastAsia"/>
               </w:rPr>
-              <w:t xml:space="preserve">主体宁波、战场杭甬温，要的是可复制的区域密度</w:t>
+              <w:t xml:space="preserve">公司在宁波，先把杭甬温做深</w:t>
             </w:r>
           </w:p>
         </w:tc>
@@ -1133,30 +1124,21 @@
               <w:rPr>
                 <w:rFonts w:hint="eastAsia"/>
               </w:rPr>
-              <w:t xml:space="preserve">餐饮</w:t>
-            </w:r>
-            <w:r>
-              <w:t xml:space="preserve"> SaaS </w:t>
-            </w:r>
-            <w:r>
-              <w:rPr>
-                <w:rFonts w:hint="eastAsia"/>
-              </w:rPr>
-              <w:t xml:space="preserve">语境（公开组合含二维火等）</w:t>
-            </w:r>
-          </w:p>
-        </w:tc>
-        <w:tc>
-          <w:tcPr/>
-          <w:p>
-            <w:pPr>
-              <w:pStyle w:val="Compact"/>
-            </w:pPr>
-            <w:r>
-              <w:rPr>
-                <w:rFonts w:hint="eastAsia"/>
-              </w:rPr>
-              <w:t xml:space="preserve">能听懂续费、留存、服务商导入</w:t>
+              <w:t xml:space="preserve">餐饮（公开组合含二维火等）</w:t>
+            </w:r>
+          </w:p>
+        </w:tc>
+        <w:tc>
+          <w:tcPr/>
+          <w:p>
+            <w:pPr>
+              <w:pStyle w:val="Compact"/>
+            </w:pPr>
+            <w:r>
+              <w:rPr>
+                <w:rFonts w:hint="eastAsia"/>
+              </w:rPr>
+              <w:t xml:space="preserve">能听懂续费、留存、服务商带客</w:t>
             </w:r>
           </w:p>
         </w:tc>
@@ -1263,7 +1245,16 @@
               <w:rPr>
                 <w:rFonts w:hint="eastAsia"/>
               </w:rPr>
-              <w:t xml:space="preserve">看技术是否嵌进工作流</w:t>
+              <w:t xml:space="preserve">看</w:t>
+            </w:r>
+            <w:r>
+              <w:t xml:space="preserve"> AI </w:t>
+            </w:r>
+            <w:r>
+              <w:rPr>
+                <w:rFonts w:hint="eastAsia"/>
+              </w:rPr>
+              <w:t xml:space="preserve">是否真用在经营里</w:t>
             </w:r>
           </w:p>
         </w:tc>
@@ -1315,7 +1306,7 @@
               <w:rPr>
                 <w:rFonts w:hint="eastAsia"/>
               </w:rPr>
-              <w:t xml:space="preserve">调用和预览确认机制</w:t>
+              <w:t xml:space="preserve">调用和商户确认后再写入</w:t>
             </w:r>
           </w:p>
         </w:tc>
@@ -2367,7 +2358,7 @@
           <w:rStyle w:val="VerbatimChar"/>
           <w:rFonts w:hint="eastAsia"/>
         </w:rPr>
-        <w:t xml:space="preserve">我们做的是本地生活商家的</w:t>
+        <w:t xml:space="preserve">我们做本地生活商家的</w:t>
       </w:r>
       <w:r>
         <w:rPr>
@@ -2380,7 +2371,7 @@
           <w:rStyle w:val="VerbatimChar"/>
           <w:rFonts w:hint="eastAsia"/>
         </w:rPr>
-        <w:t xml:space="preserve">ERP，加上可验证的达人履约网络：商户在系统里组品、发招募，达人在「灵祺星选」小程序报名、交付、回链，数据同一套注册表。</w:t>
+        <w:t xml:space="preserve">ERP，以及达人履约小程序「灵祺星选」：商户在系统里组品、发招募，达人报名、交付、回传。</w:t>
       </w:r>
       <w:r>
         <w:br/>
@@ -2599,20 +2590,20 @@
           <w:rStyle w:val="VerbatimChar"/>
           <w:rFonts w:hint="eastAsia"/>
         </w:rPr>
-        <w:t xml:space="preserve">单、平台</w:t>
-      </w:r>
-      <w:r>
-        <w:rPr>
-          <w:rStyle w:val="VerbatimChar"/>
-        </w:rPr>
-        <w:t xml:space="preserve"> GMV 733 </w:t>
-      </w:r>
-      <w:r>
-        <w:rPr>
-          <w:rStyle w:val="VerbatimChar"/>
-          <w:rFonts w:hint="eastAsia"/>
-        </w:rPr>
-        <w:t xml:space="preserve">万（这是商户成交，不是我们的收入）</w:t>
+        <w:t xml:space="preserve">单、平台成交</w:t>
+      </w:r>
+      <w:r>
+        <w:rPr>
+          <w:rStyle w:val="VerbatimChar"/>
+        </w:rPr>
+        <w:t xml:space="preserve"> 733 </w:t>
+      </w:r>
+      <w:r>
+        <w:rPr>
+          <w:rStyle w:val="VerbatimChar"/>
+          <w:rFonts w:hint="eastAsia"/>
+        </w:rPr>
+        <w:t xml:space="preserve">万（商户成交，不是我们的收入）</w:t>
       </w:r>
       <w:r>
         <w:br/>
@@ -2628,7 +2619,7 @@
           <w:rStyle w:val="VerbatimChar"/>
           <w:rFonts w:hint="eastAsia"/>
         </w:rPr>
-        <w:t xml:space="preserve">支付通道已通，确认到账仍只有约</w:t>
+        <w:t xml:space="preserve">支付通道已通，确认到账约</w:t>
       </w:r>
       <w:r>
         <w:rPr>
@@ -2641,7 +2632,7 @@
           <w:rStyle w:val="VerbatimChar"/>
           <w:rFonts w:hint="eastAsia"/>
         </w:rPr>
-        <w:t xml:space="preserve">万——规模化收费是本轮要解决的问题</w:t>
+        <w:t xml:space="preserve">万，规模化收费是本轮要解决的问题</w:t>
       </w:r>
       <w:r>
         <w:br/>
@@ -2667,7 +2658,7 @@
           <w:rStyle w:val="VerbatimChar"/>
           <w:rFonts w:hint="eastAsia"/>
         </w:rPr>
-        <w:t xml:space="preserve">万，首次交割</w:t>
+        <w:t xml:space="preserve">万元，首次交割</w:t>
       </w:r>
       <w:r>
         <w:rPr>
@@ -2680,59 +2671,7 @@
           <w:rStyle w:val="VerbatimChar"/>
           <w:rFonts w:hint="eastAsia"/>
         </w:rPr>
-        <w:t xml:space="preserve">万即可启动，战场只在杭甬温。我们不讲</w:t>
-      </w:r>
-      <w:r>
-        <w:rPr>
-          <w:rStyle w:val="VerbatimChar"/>
-        </w:rPr>
-        <w:t xml:space="preserve"> 12 </w:t>
-      </w:r>
-      <w:r>
-        <w:rPr>
-          <w:rStyle w:val="VerbatimChar"/>
-          <w:rFonts w:hint="eastAsia"/>
-        </w:rPr>
-        <w:t xml:space="preserve">个月</w:t>
-      </w:r>
-      <w:r>
-        <w:rPr>
-          <w:rStyle w:val="VerbatimChar"/>
-        </w:rPr>
-        <w:t xml:space="preserve"> 2 </w:t>
-      </w:r>
-      <w:r>
-        <w:rPr>
-          <w:rStyle w:val="VerbatimChar"/>
-          <w:rFonts w:hint="eastAsia"/>
-        </w:rPr>
-        <w:t xml:space="preserve">万店，只承诺先把订阅</w:t>
-      </w:r>
-      <w:r>
-        <w:rPr>
-          <w:rStyle w:val="VerbatimChar"/>
-        </w:rPr>
-        <w:t xml:space="preserve"> + </w:t>
-      </w:r>
-      <w:r>
-        <w:rPr>
-          <w:rStyle w:val="VerbatimChar"/>
-          <w:rFonts w:hint="eastAsia"/>
-        </w:rPr>
-        <w:t xml:space="preserve">履约</w:t>
-      </w:r>
-      <w:r>
-        <w:rPr>
-          <w:rStyle w:val="VerbatimChar"/>
-        </w:rPr>
-        <w:t xml:space="preserve"> + </w:t>
-      </w:r>
-      <w:r>
-        <w:rPr>
-          <w:rStyle w:val="VerbatimChar"/>
-          <w:rFonts w:hint="eastAsia"/>
-        </w:rPr>
-        <w:t xml:space="preserve">服务商导入做成可审计的单位经济。</w:t>
+        <w:t xml:space="preserve">万即可启动，只做杭甬温。先把门店订阅、履约收费和服务商带客做成能算清楚的账。</w:t>
       </w:r>
       <w:r>
         <w:br/>
@@ -2758,7 +2697,7 @@
           <w:rStyle w:val="VerbatimChar"/>
           <w:rFonts w:hint="eastAsia"/>
         </w:rPr>
-        <w:t xml:space="preserve">PDF。产品演示不随信附视频文件，若方便想占用</w:t>
+        <w:t xml:space="preserve">PDF。若方便，想占用</w:t>
       </w:r>
       <w:r>
         <w:rPr>
@@ -2771,33 +2710,7 @@
           <w:rStyle w:val="VerbatimChar"/>
           <w:rFonts w:hint="eastAsia"/>
         </w:rPr>
-        <w:t xml:space="preserve">分钟连线走「ERP</w:t>
-      </w:r>
-      <w:r>
-        <w:rPr>
-          <w:rStyle w:val="VerbatimChar"/>
-        </w:rPr>
-        <w:t xml:space="preserve"> </w:t>
-      </w:r>
-      <w:r>
-        <w:rPr>
-          <w:rStyle w:val="VerbatimChar"/>
-          <w:rFonts w:hint="eastAsia"/>
-        </w:rPr>
-        <w:t xml:space="preserve">发单</w:t>
-      </w:r>
-      <w:r>
-        <w:rPr>
-          <w:rStyle w:val="VerbatimChar"/>
-        </w:rPr>
-        <w:t xml:space="preserve"> → </w:t>
-      </w:r>
-      <w:r>
-        <w:rPr>
-          <w:rStyle w:val="VerbatimChar"/>
-          <w:rFonts w:hint="eastAsia"/>
-        </w:rPr>
-        <w:t xml:space="preserve">星选报名」。</w:t>
+        <w:t xml:space="preserve">分钟演示商家发单、达人报名。</w:t>
       </w:r>
       <w:r>
         <w:br/>
@@ -2896,19 +2809,16 @@
         <w:rPr>
           <w:rFonts w:hint="eastAsia"/>
         </w:rPr>
-        <w:t xml:space="preserve">给阿米巴：加一句「服务商版已有塔塔、极道、意米等租户，想和您讨论餐饮</w:t>
-      </w:r>
-      <w:r>
-        <w:t xml:space="preserve"> AI ERP </w:t>
-      </w:r>
-      <w:r>
-        <w:rPr>
-          <w:rFonts w:hint="eastAsia"/>
-        </w:rPr>
-        <w:t xml:space="preserve">的续费口径，而不是撮合</w:t>
-      </w:r>
-      <w:r>
-        <w:t xml:space="preserve"> GMV。」</w:t>
+        <w:t xml:space="preserve">给阿米巴：加一句「服务商版已有塔塔、极道、意米等客户，想和您讨论门店续费和留存；733</w:t>
+      </w:r>
+      <w:r>
+        <w:t xml:space="preserve"> </w:t>
+      </w:r>
+      <w:r>
+        <w:rPr>
+          <w:rFonts w:hint="eastAsia"/>
+        </w:rPr>
+        <w:t xml:space="preserve">万是商户成交，不是公司收入。」</w:t>
       </w:r>
     </w:p>
     <w:p>
@@ -2984,7 +2894,7 @@
         <w:rPr>
           <w:rFonts w:hint="eastAsia"/>
         </w:rPr>
-        <w:t xml:space="preserve">ERP，右边是星选履约网，中间注册表打通。</w:t>
+        <w:t xml:space="preserve">ERP，右边是星选履约网，两边数据打通。</w:t>
       </w:r>
       <w:r>
         <w:br/>
@@ -3298,7 +3208,7 @@
               <w:rPr>
                 <w:rFonts w:hint="eastAsia"/>
               </w:rPr>
-              <w:t xml:space="preserve">先演示再谈条款；演示只走一条真单，不翻</w:t>
+              <w:t xml:space="preserve">先演示再谈条款；演示只走一条真实订单，不翻</w:t>
             </w:r>
             <w:r>
               <w:t xml:space="preserve"> 20 </w:t>

--- a/docs/seed-round-202609/机构投递清单与邮件模板.docx
+++ b/docs/seed-round-202609/机构投递清单与邮件模板.docx
@@ -2413,7 +2413,7 @@
           <w:rStyle w:val="VerbatimChar"/>
           <w:rFonts w:hint="eastAsia"/>
         </w:rPr>
-        <w:t xml:space="preserve">租户</w:t>
+        <w:t xml:space="preserve">客户</w:t>
       </w:r>
       <w:r>
         <w:rPr>
@@ -2426,7 +2426,7 @@
           <w:rStyle w:val="VerbatimChar"/>
           <w:rFonts w:hint="eastAsia"/>
         </w:rPr>
-        <w:t xml:space="preserve">32（具名主体约</w:t>
+        <w:t xml:space="preserve">32（具名商家约</w:t>
       </w:r>
       <w:r>
         <w:rPr>

--- a/docs/seed-round-202609/机构投递清单与邮件模板.docx
+++ b/docs/seed-round-202609/机构投递清单与邮件模板.docx
@@ -1311,107 +1311,6 @@
           </w:p>
         </w:tc>
       </w:tr>
-      <w:tr>
-        <w:tc>
-          <w:tcPr/>
-          <w:p>
-            <w:pPr>
-              <w:pStyle w:val="Compact"/>
-            </w:pPr>
-            <w:r>
-              <w:rPr>
-                <w:rFonts w:hint="eastAsia"/>
-                <w:b/>
-                <w:bCs/>
-              </w:rPr>
-              <w:t xml:space="preserve">温州科创</w:t>
-            </w:r>
-            <w:r>
-              <w:rPr>
-                <w:b/>
-                <w:bCs/>
-              </w:rPr>
-              <w:t xml:space="preserve"> / </w:t>
-            </w:r>
-            <w:r>
-              <w:rPr>
-                <w:rFonts w:hint="eastAsia"/>
-                <w:b/>
-                <w:bCs/>
-              </w:rPr>
-              <w:t xml:space="preserve">市基金体系</w:t>
-            </w:r>
-          </w:p>
-        </w:tc>
-        <w:tc>
-          <w:tcPr/>
-          <w:p>
-            <w:pPr>
-              <w:pStyle w:val="Compact"/>
-            </w:pPr>
-            <w:r>
-              <w:rPr>
-                <w:rFonts w:hint="eastAsia"/>
-              </w:rPr>
-              <w:t xml:space="preserve">投早投小，更认温州落地</w:t>
-            </w:r>
-          </w:p>
-        </w:tc>
-        <w:tc>
-          <w:tcPr/>
-          <w:p>
-            <w:pPr>
-              <w:pStyle w:val="Compact"/>
-            </w:pPr>
-            <w:r>
-              <w:rPr>
-                <w:rFonts w:hint="eastAsia"/>
-              </w:rPr>
-              <w:t xml:space="preserve">星选供给在温州已有密度，但主体已迁宁波</w:t>
-            </w:r>
-          </w:p>
-        </w:tc>
-        <w:tc>
-          <w:tcPr/>
-          <w:p>
-            <w:pPr>
-              <w:pStyle w:val="Compact"/>
-            </w:pPr>
-            <w:r>
-              <w:rPr>
-                <w:rFonts w:hint="eastAsia"/>
-              </w:rPr>
-              <w:t xml:space="preserve">市基金公司</w:t>
-            </w:r>
-            <w:r>
-              <w:t xml:space="preserve"> fund@wzsfc.cn · 0577-88523918 / 0577-88591696 · http://www.wzsfc.cn</w:t>
-            </w:r>
-          </w:p>
-        </w:tc>
-        <w:tc>
-          <w:tcPr/>
-          <w:p>
-            <w:pPr>
-              <w:pStyle w:val="Compact"/>
-            </w:pPr>
-            <w:r>
-              <w:rPr>
-                <w:rFonts w:hint="eastAsia"/>
-              </w:rPr>
-              <w:t xml:space="preserve">强调温州</w:t>
-            </w:r>
-            <w:r>
-              <w:t xml:space="preserve"> 264 </w:t>
-            </w:r>
-            <w:r>
-              <w:rPr>
-                <w:rFonts w:hint="eastAsia"/>
-              </w:rPr>
-              <w:t xml:space="preserve">名会员，公司在宁波、供给在温州</w:t>
-            </w:r>
-          </w:p>
-        </w:tc>
-      </w:tr>
     </w:tbl>
     <w:bookmarkEnd w:id="10"/>
     <w:bookmarkStart w:id="11" w:name="p2-有引荐再发冷邮成功率低于-p0"/>
@@ -1504,6 +1403,49 @@
                 <w:b/>
                 <w:bCs/>
               </w:rPr>
+              <w:t xml:space="preserve">温州市基金</w:t>
+            </w:r>
+          </w:p>
+        </w:tc>
+        <w:tc>
+          <w:tcPr/>
+          <w:p>
+            <w:pPr>
+              <w:pStyle w:val="Compact"/>
+            </w:pPr>
+            <w:r>
+              <w:t xml:space="preserve">fund@wzsfc.cn · http://www.wzsfc.cn</w:t>
+            </w:r>
+          </w:p>
+        </w:tc>
+        <w:tc>
+          <w:tcPr/>
+          <w:p>
+            <w:pPr>
+              <w:pStyle w:val="Compact"/>
+            </w:pPr>
+            <w:r>
+              <w:rPr>
+                <w:rFonts w:hint="eastAsia"/>
+              </w:rPr>
+              <w:t xml:space="preserve">公司已迁宁波，市基金认注册地；有引荐再发，不要当宁波市资金的替代</w:t>
+            </w:r>
+          </w:p>
+        </w:tc>
+      </w:tr>
+      <w:tr>
+        <w:tc>
+          <w:tcPr/>
+          <w:p>
+            <w:pPr>
+              <w:pStyle w:val="Compact"/>
+            </w:pPr>
+            <w:r>
+              <w:rPr>
+                <w:rFonts w:hint="eastAsia"/>
+                <w:b/>
+                <w:bCs/>
+              </w:rPr>
               <w:t xml:space="preserve">蓝驰创投</w:t>
             </w:r>
           </w:p>
@@ -2791,7 +2733,7 @@
         <w:rPr>
           <w:rFonts w:hint="eastAsia"/>
         </w:rPr>
-        <w:t xml:space="preserve">给温州基金：加一句「主体宁波墨典，星选会员里温州</w:t>
+        <w:t xml:space="preserve">给温州基金：有引荐再发。加一句「公司在宁波，星选会员里温州</w:t>
       </w:r>
       <w:r>
         <w:t xml:space="preserve"> 264 </w:t>
@@ -2800,7 +2742,7 @@
         <w:rPr>
           <w:rFonts w:hint="eastAsia"/>
         </w:rPr>
-        <w:t xml:space="preserve">人，希望把数字化工具留在浙南商户和达人两侧。」</w:t>
+        <w:t xml:space="preserve">人。」不要把它当成宁波市资金。</w:t>
       </w:r>
       <w:r>
         <w:br/>
